--- a/resume-RuedaBecerrilJM-plain.docx
+++ b/resume-RuedaBecerrilJM-plain.docx
@@ -28,7 +28,7 @@
       <w:r>
         <w:t xml:space="preserve">  |  </w:t>
       </w:r>
-      <w:hyperlink w:history="1" r:id="rIdma0fnkqx2vhtncrsnlblk">
+      <w:hyperlink w:history="1" r:id="rIdrhqjsxzkyhucpqnpeevme">
         <w:r>
           <w:t xml:space="preserve">jm.ruebe@gmail.com</w:t>
         </w:r>
@@ -42,7 +42,7 @@
       <w:r>
         <w:t xml:space="preserve">  |  </w:t>
       </w:r>
-      <w:hyperlink w:history="1" r:id="rId_uhlntxvi0iberacrvplm">
+      <w:hyperlink w:history="1" r:id="rId_a7qqp7lufdjdwr6eywvd">
         <w:r>
           <w:t xml:space="preserve">linkedin.com/in/jeruebe</w:t>
         </w:r>
@@ -50,7 +50,7 @@
       <w:r>
         <w:t xml:space="preserve">  |  </w:t>
       </w:r>
-      <w:hyperlink w:history="1" r:id="rIdiqhr3p5_uvuua6v4apdcm">
+      <w:hyperlink w:history="1" r:id="rIdeazbl4tzkfpimuogcpupy">
         <w:r>
           <w:t xml:space="preserve">altjerue.github.io</w:t>
         </w:r>
@@ -66,7 +66,7 @@
     </w:p>
     <w:p>
       <w:r>
-        <w:t xml:space="preserve">Computational Scientist with a PhD in Physics and over ten years of experience building and running high-performance numerical algorithms and physics-based simulations. Expertise in scientific machine learning and geospatial data analysis. Strong mathematical foundations with a track record of architecting open-source simulation libraries, leading funded research projects, and translating complex physical models into production-quality scientific software. Experienced working across cross-functional research and engineering teams.</w:t>
+        <w:t xml:space="preserve">Computational Scientist (PhD, Physics) with 10+ years building high-performance numerical algorithms and physics-based simulations. Expertise in scientific machine learning and geospatial data analysis. Architect of open-source simulation libraries, leader of funded research projects, and translator of complex physical models into production-quality scientific software across cross-functional research and engineering teams.</w:t>
       </w:r>
     </w:p>
     <w:p>
@@ -89,7 +89,7 @@
         <w:t xml:space="preserve">Languages: </w:t>
       </w:r>
       <w:r>
-        <w:t xml:space="preserve">C/C++, Python, Fortran 95, Rust, R, Java, SQL, Julia, Shell</w:t>
+        <w:t xml:space="preserve">Python, C/C++, R, Rust, SQL, Fortran 95, Java, Julia, Shell</w:t>
       </w:r>
     </w:p>
     <w:p>
@@ -104,7 +104,7 @@
         <w:t xml:space="preserve">ML &amp; Data: </w:t>
       </w:r>
       <w:r>
-        <w:t xml:space="preserve">Scientific machine learning, PyTorch, TensorFlow, scikit-learn, NumPy, SciPy, Pandas, Astropy, ML-assisted parameter estimation, gradient-based optimization, SVM, random forest, neural networks</w:t>
+        <w:t xml:space="preserve">Scientific machine learning, PyTorch, scikit-learn, TensorFlow, random forest, neural networks, SVM, gradient-based optimization, ML-assisted parameter estimation, NumPy, SciPy, Pandas, Astropy</w:t>
       </w:r>
     </w:p>
     <w:p>
@@ -116,6 +116,21 @@
           <w:b/>
           <w:bCs/>
         </w:rPr>
+        <w:t xml:space="preserve">Geospatial: </w:t>
+      </w:r>
+      <w:r>
+        <w:t xml:space="preserve">Sentinel-1/2 multispectral processing, raster/vector data pipelines, QGIS</w:t>
+      </w:r>
+    </w:p>
+    <w:p>
+      <w:pPr>
+        <w:spacing w:after="20"/>
+      </w:pPr>
+      <w:r>
+        <w:rPr>
+          <w:b/>
+          <w:bCs/>
+        </w:rPr>
         <w:t xml:space="preserve">HPC &amp; Parallel: </w:t>
       </w:r>
       <w:r>
@@ -134,7 +149,7 @@
         <w:t xml:space="preserve">Tools: </w:t>
       </w:r>
       <w:r>
-        <w:t xml:space="preserve">Git, Docker, Azure, Jenkins, Kafka, Jira, QGIS, ParaView, VisIt</w:t>
+        <w:t xml:space="preserve">Git, Docker, Azure, Jenkins, Kafka, Jira, ParaView, VisIt</w:t>
       </w:r>
     </w:p>
     <w:p>
@@ -196,7 +211,7 @@
         <w:spacing w:after="10"/>
       </w:pPr>
       <w:r>
-        <w:t xml:space="preserve">Reviewed 50+ expert-level problems in physics, hydrodynamics, astrophysics, and cosmology; wrote original prompts that stumped frontier models.</w:t>
+        <w:t xml:space="preserve">Review 50+ expert-level problems in physics, hydrodynamics, astrophysics, and cosmology; write original prompts that stump frontier models.</w:t>
       </w:r>
     </w:p>
     <w:p>
@@ -462,7 +477,7 @@
         <w:spacing w:after="10"/>
       </w:pPr>
       <w:r>
-        <w:t xml:space="preserve">Led a 7-person team in an NSF-sponsored upgrade of PatchworkMHD, a C code for MHD simulations of supermassive black hole binaries, adding black hole spin with under 5% runtime overhead.</w:t>
+        <w:t xml:space="preserve">Led a 7-person team upgrading PatchworkMHD, a C code for MHD simulations of supermassive black hole binaries; added black hole spin with under 5% runtime overhead.</w:t>
       </w:r>
     </w:p>
     <w:p>
@@ -488,7 +503,7 @@
         <w:spacing w:after="10"/>
       </w:pPr>
       <w:r>
-        <w:t xml:space="preserve">Calibrated Paramo parameters against Fermi-LAT observations using gradient-based optimization, comparing simulation output with data and updating the model automatically; supervised a graduate student on the same problem.</w:t>
+        <w:t xml:space="preserve">Calibrated Paramo against Fermi-LAT observations with gradient-based optimization that updates the model automatically; supervised a graduate student on the same problem.</w:t>
       </w:r>
     </w:p>
     <w:p>
@@ -562,7 +577,7 @@
         <w:spacing w:after="10"/>
       </w:pPr>
       <w:r>
-        <w:t xml:space="preserve">Designed and wrote Paramo, an open-source Fortran 95 library that solves the Fokker–Planck equation for relativistic particle distributions coupled to radiative transfer. Optimized with OpenMP; GPU offload tested with OpenACC.</w:t>
+        <w:t xml:space="preserve">Designed and wrote Paramo, an open-source Fortran 95 library that solves the Fokker–Planck equation for relativistic particle distributions coupled to radiative transfer; optimized it with OpenMP and tested GPU offload with OpenACC.</w:t>
       </w:r>
     </w:p>
     <w:p>
@@ -601,7 +616,7 @@
         <w:spacing w:after="10"/>
       </w:pPr>
       <w:r>
-        <w:t xml:space="preserve">Co-I on two NASA Fermi Guest Investigator proposals, one funded ($68K) to model blazar radiation; mentored 3 graduate students and published 2 peer-reviewed papers.</w:t>
+        <w:t xml:space="preserve">Served as co-I on two NASA Fermi Guest Investigator proposals, one funded ($68K) to model blazar radiation; mentored 3 graduate students and published 2 peer-reviewed papers.</w:t>
       </w:r>
     </w:p>
     <w:p>
@@ -773,7 +788,7 @@
       <w:r>
         <w:tab/>
       </w:r>
-      <w:hyperlink w:history="1" r:id="rIdmkhlojlyrk7wgcnyj1ean">
+      <w:hyperlink w:history="1" r:id="rIdsiw3oxxssnchobzdh9isk">
         <w:r>
           <w:t xml:space="preserve">github.com/altjerue/ilwikak-ml</w:t>
         </w:r>
@@ -864,7 +879,7 @@
       <w:r>
         <w:t xml:space="preserve">, </w:t>
       </w:r>
-      <w:hyperlink w:history="1" r:id="rIdcmenrmjzujca6qczotypu">
+      <w:hyperlink w:history="1" r:id="rIdxark8stz9nhozajcmkpps">
         <w:r>
           <w:t xml:space="preserve">ApJ 976, 182 (2024)</w:t>
         </w:r>
@@ -872,7 +887,7 @@
       <w:r>
         <w:t xml:space="preserve">, </w:t>
       </w:r>
-      <w:hyperlink w:history="1" r:id="rId09g3ealfank6gaveuniq5">
+      <w:hyperlink w:history="1" r:id="rIdj66wjzuvep7izyfksgrjx">
         <w:r>
           <w:t xml:space="preserve">arXiv:2405.17581</w:t>
         </w:r>
@@ -910,7 +925,7 @@
       <w:r>
         <w:t xml:space="preserve">, </w:t>
       </w:r>
-      <w:hyperlink w:history="1" r:id="rIdjty4xj73eprhiniv_ack9">
+      <w:hyperlink w:history="1" r:id="rId9uyvbjeq8ld_4ffe-sutu">
         <w:r>
           <w:t xml:space="preserve">MNRAS 501, 4092–4102 (2021)</w:t>
         </w:r>
@@ -918,7 +933,7 @@
       <w:r>
         <w:t xml:space="preserve">, </w:t>
       </w:r>
-      <w:hyperlink w:history="1" r:id="rIdw--tas-upnxcwly_ctbv-">
+      <w:hyperlink w:history="1" r:id="rIdx-h-yfwhlr6qcv0dtpzfi">
         <w:r>
           <w:t xml:space="preserve">arXiv:2009.02273</w:t>
         </w:r>
@@ -956,7 +971,7 @@
       <w:r>
         <w:t xml:space="preserve">, </w:t>
       </w:r>
-      <w:hyperlink w:history="1" r:id="rIdd9khyxr0tgnliwrtejbei">
+      <w:hyperlink w:history="1" r:id="rId3t28f0mqtb5pavv69t595">
         <w:r>
           <w:t xml:space="preserve">MNRAS 468, 1169–1182 (2017)</w:t>
         </w:r>
@@ -964,7 +979,7 @@
       <w:r>
         <w:t xml:space="preserve">, </w:t>
       </w:r>
-      <w:hyperlink w:history="1" r:id="rIdmvf50xetqggn6guohjmm3">
+      <w:hyperlink w:history="1" r:id="rId8r6zf5ndzm8zo6qpgdk1o">
         <w:r>
           <w:t xml:space="preserve">arXiv:1612.06383</w:t>
         </w:r>
